--- a/downloads/teacher/04 Units/Unit 01 - Nutrition and Wellness - Kitchen Skills and Smart Eating/Lesson 01.22 - Careers in Nutrition and Culinary Arts and Unit 1 Test.docx
+++ b/downloads/teacher/04 Units/Unit 01 - Nutrition and Wellness - Kitchen Skills and Smart Eating/Lesson 01.22 - Careers in Nutrition and Culinary Arts and Unit 1 Test.docx
@@ -266,23 +266,41 @@
       <w:r>
         <w:t xml:space="preserve">By the end of this lesson, students will be able to:</w:t>
       </w:r>
-      <w:r>
-        <w:t xml:space="preserve"> </w:t>
-      </w:r>
-      <w:r>
-        <w:t xml:space="preserve">1. (Low) Given ten career cards, sort them by the education needed (none beyond high school, a certificate or two-year degree, a four-year degree or more) and name one job in each group.</w:t>
-      </w:r>
-      <w:r>
-        <w:t xml:space="preserve"> </w:t>
-      </w:r>
-      <w:r>
-        <w:t xml:space="preserve">2. (Mid) Given the cards, compare two careers on a day in the life, the pay range, and the education, and state which of the two better matches the student’s own interests and why.</w:t>
-      </w:r>
-      <w:r>
-        <w:t xml:space="preserve"> </w:t>
-      </w:r>
-      <w:r>
-        <w:t xml:space="preserve">3. (High) On the Unit 1 test, apply the four topics of the unit (safety and sanitation; tools and measuring; nutrients and labels; planning and shopping) to twenty items including a label, a unit price, a doubled recipe, a scenario, and a written response.</w:t>
+    </w:p>
+    <w:p>
+      <w:pPr>
+        <w:numPr>
+          <w:ilvl w:val="0"/>
+          <w:numId w:val="1002"/>
+        </w:numPr>
+        <w:pStyle w:val="Compact"/>
+      </w:pPr>
+      <w:r>
+        <w:t xml:space="preserve">(Low) Given ten career cards, sort them by the education needed (none beyond high school, a certificate or two-year degree, a four-year degree or more) and name one job in each group.</w:t>
+      </w:r>
+    </w:p>
+    <w:p>
+      <w:pPr>
+        <w:numPr>
+          <w:ilvl w:val="0"/>
+          <w:numId w:val="1002"/>
+        </w:numPr>
+        <w:pStyle w:val="Compact"/>
+      </w:pPr>
+      <w:r>
+        <w:t xml:space="preserve">(Mid) Given the cards, compare two careers on a day in the life, the pay range, and the education, and state which of the two better matches the student’s own interests and why.</w:t>
+      </w:r>
+    </w:p>
+    <w:p>
+      <w:pPr>
+        <w:numPr>
+          <w:ilvl w:val="0"/>
+          <w:numId w:val="1002"/>
+        </w:numPr>
+        <w:pStyle w:val="Compact"/>
+      </w:pPr>
+      <w:r>
+        <w:t xml:space="preserve">(High) On the Unit 1 test, apply the four topics of the unit (safety and sanitation; tools and measuring; nutrients and labels; planning and shopping) to twenty items including a label, a unit price, a doubled recipe, a scenario, and a written response.</w:t>
       </w:r>
     </w:p>
     <w:p>
@@ -323,7 +341,7 @@
       <w:pPr>
         <w:numPr>
           <w:ilvl w:val="0"/>
-          <w:numId w:val="1002"/>
+          <w:numId w:val="1003"/>
         </w:numPr>
         <w:pStyle w:val="Compact"/>
       </w:pPr>
@@ -368,7 +386,7 @@
       <w:pPr>
         <w:numPr>
           <w:ilvl w:val="0"/>
-          <w:numId w:val="1002"/>
+          <w:numId w:val="1003"/>
         </w:numPr>
         <w:pStyle w:val="Compact"/>
       </w:pPr>
@@ -413,7 +431,7 @@
       <w:pPr>
         <w:numPr>
           <w:ilvl w:val="0"/>
-          <w:numId w:val="1002"/>
+          <w:numId w:val="1003"/>
         </w:numPr>
         <w:pStyle w:val="Compact"/>
       </w:pPr>
@@ -425,7 +443,7 @@
       <w:pPr>
         <w:numPr>
           <w:ilvl w:val="0"/>
-          <w:numId w:val="1002"/>
+          <w:numId w:val="1003"/>
         </w:numPr>
         <w:pStyle w:val="Compact"/>
       </w:pPr>
@@ -452,7 +470,7 @@
       <w:pPr>
         <w:numPr>
           <w:ilvl w:val="0"/>
-          <w:numId w:val="1002"/>
+          <w:numId w:val="1003"/>
         </w:numPr>
         <w:pStyle w:val="Compact"/>
       </w:pPr>
@@ -897,37 +915,61 @@
       <w:r>
         <w:t xml:space="preserve">Monitor understanding:</w:t>
       </w:r>
-      <w:r>
-        <w:t xml:space="preserve"> </w:t>
-      </w:r>
-      <w:r>
-        <w:t xml:space="preserve">- Which job needs the most school? Which needs none past high school?</w:t>
-      </w:r>
-      <w:r>
-        <w:t xml:space="preserve"> </w:t>
-      </w:r>
-      <w:r>
-        <w:t xml:space="preserve">- A health inspector and a line cook both care about the danger zone. How is their day different?</w:t>
-      </w:r>
-      <w:r>
-        <w:t xml:space="preserve"> </w:t>
-      </w:r>
-      <w:r>
-        <w:t xml:space="preserve">- Where does a school food service director fit: food, people, or data?</w:t>
-      </w:r>
-    </w:p>
-    <w:p>
-      <w:pPr>
-        <w:pStyle w:val="BodyText"/>
+    </w:p>
+    <w:p>
+      <w:pPr>
+        <w:numPr>
+          <w:ilvl w:val="0"/>
+          <w:numId w:val="1004"/>
+        </w:numPr>
+        <w:pStyle w:val="Compact"/>
+      </w:pPr>
+      <w:r>
+        <w:t xml:space="preserve">Which job needs the most school? Which needs none past high school?</w:t>
+      </w:r>
+    </w:p>
+    <w:p>
+      <w:pPr>
+        <w:numPr>
+          <w:ilvl w:val="0"/>
+          <w:numId w:val="1004"/>
+        </w:numPr>
+        <w:pStyle w:val="Compact"/>
+      </w:pPr>
+      <w:r>
+        <w:t xml:space="preserve">A health inspector and a line cook both care about the danger zone. How is their day different?</w:t>
+      </w:r>
+    </w:p>
+    <w:p>
+      <w:pPr>
+        <w:numPr>
+          <w:ilvl w:val="0"/>
+          <w:numId w:val="1004"/>
+        </w:numPr>
+        <w:pStyle w:val="Compact"/>
+      </w:pPr>
+      <w:r>
+        <w:t xml:space="preserve">Where does a school food service director fit: food, people, or data?</w:t>
+      </w:r>
+    </w:p>
+    <w:p>
+      <w:pPr>
+        <w:pStyle w:val="FirstParagraph"/>
       </w:pPr>
       <w:r>
         <w:t xml:space="preserve">Deepen learning:</w:t>
       </w:r>
-      <w:r>
-        <w:t xml:space="preserve"> </w:t>
-      </w:r>
-      <w:r>
-        <w:t xml:space="preserve">- Which of these jobs could a fourteen-year-old start in this town? What working papers would they need?</w:t>
+    </w:p>
+    <w:p>
+      <w:pPr>
+        <w:numPr>
+          <w:ilvl w:val="0"/>
+          <w:numId w:val="1005"/>
+        </w:numPr>
+        <w:pStyle w:val="Compact"/>
+      </w:pPr>
+      <w:r>
+        <w:t xml:space="preserve">Which of these jobs could a fourteen-year-old start in this town? What working papers would they need?</w:t>
       </w:r>
       <w:r>
         <w:t xml:space="preserve"> </w:t>
@@ -938,17 +980,29 @@
         </w:rPr>
         <w:t xml:space="preserve">[Sal: New York requires working papers for students under 18; the guidance office issues them.]</w:t>
       </w:r>
-      <w:r>
-        <w:t xml:space="preserve"> </w:t>
-      </w:r>
-      <w:r>
-        <w:t xml:space="preserve">- Why might a dietitian and a food scientist earn more than a chef who works longer hours?</w:t>
-      </w:r>
-      <w:r>
-        <w:t xml:space="preserve"> </w:t>
-      </w:r>
-      <w:r>
-        <w:t xml:space="preserve">- If you had to take one of these jobs tomorrow, which one, and what from this unit would you use on day one?</w:t>
+    </w:p>
+    <w:p>
+      <w:pPr>
+        <w:numPr>
+          <w:ilvl w:val="0"/>
+          <w:numId w:val="1005"/>
+        </w:numPr>
+        <w:pStyle w:val="Compact"/>
+      </w:pPr>
+      <w:r>
+        <w:t xml:space="preserve">Why might a dietitian and a food scientist earn more than a chef who works longer hours?</w:t>
+      </w:r>
+    </w:p>
+    <w:p>
+      <w:pPr>
+        <w:numPr>
+          <w:ilvl w:val="0"/>
+          <w:numId w:val="1005"/>
+        </w:numPr>
+        <w:pStyle w:val="Compact"/>
+      </w:pPr>
+      <w:r>
+        <w:t xml:space="preserve">If you had to take one of these jobs tomorrow, which one, and what from this unit would you use on day one?</w:t>
       </w:r>
     </w:p>
     <w:p>
@@ -1037,7 +1091,7 @@
       <w:pPr>
         <w:numPr>
           <w:ilvl w:val="0"/>
-          <w:numId w:val="1003"/>
+          <w:numId w:val="1006"/>
         </w:numPr>
         <w:pStyle w:val="Compact"/>
       </w:pPr>
@@ -1076,7 +1130,7 @@
       <w:pPr>
         <w:numPr>
           <w:ilvl w:val="0"/>
-          <w:numId w:val="1003"/>
+          <w:numId w:val="1006"/>
         </w:numPr>
         <w:pStyle w:val="Compact"/>
       </w:pPr>
@@ -1088,7 +1142,7 @@
       <w:pPr>
         <w:numPr>
           <w:ilvl w:val="0"/>
-          <w:numId w:val="1003"/>
+          <w:numId w:val="1006"/>
         </w:numPr>
         <w:pStyle w:val="Compact"/>
       </w:pPr>
@@ -1109,7 +1163,7 @@
       <w:pPr>
         <w:numPr>
           <w:ilvl w:val="0"/>
-          <w:numId w:val="1003"/>
+          <w:numId w:val="1006"/>
         </w:numPr>
         <w:pStyle w:val="Compact"/>
       </w:pPr>
@@ -1121,7 +1175,7 @@
       <w:pPr>
         <w:numPr>
           <w:ilvl w:val="0"/>
-          <w:numId w:val="1003"/>
+          <w:numId w:val="1006"/>
         </w:numPr>
         <w:pStyle w:val="Compact"/>
       </w:pPr>
@@ -1133,7 +1187,7 @@
       <w:pPr>
         <w:numPr>
           <w:ilvl w:val="0"/>
-          <w:numId w:val="1003"/>
+          <w:numId w:val="1006"/>
         </w:numPr>
         <w:pStyle w:val="Compact"/>
       </w:pPr>
@@ -1452,7 +1506,7 @@
       <w:pPr>
         <w:numPr>
           <w:ilvl w:val="0"/>
-          <w:numId w:val="1004"/>
+          <w:numId w:val="1007"/>
         </w:numPr>
         <w:pStyle w:val="Compact"/>
       </w:pPr>
@@ -1476,7 +1530,7 @@
       <w:pPr>
         <w:numPr>
           <w:ilvl w:val="0"/>
-          <w:numId w:val="1004"/>
+          <w:numId w:val="1007"/>
         </w:numPr>
         <w:pStyle w:val="Compact"/>
       </w:pPr>
@@ -1488,7 +1542,7 @@
       <w:pPr>
         <w:numPr>
           <w:ilvl w:val="0"/>
-          <w:numId w:val="1004"/>
+          <w:numId w:val="1007"/>
         </w:numPr>
         <w:pStyle w:val="Compact"/>
       </w:pPr>
@@ -1512,7 +1566,7 @@
       <w:pPr>
         <w:numPr>
           <w:ilvl w:val="0"/>
-          <w:numId w:val="1004"/>
+          <w:numId w:val="1007"/>
         </w:numPr>
         <w:pStyle w:val="Compact"/>
       </w:pPr>
@@ -1536,7 +1590,7 @@
       <w:pPr>
         <w:numPr>
           <w:ilvl w:val="0"/>
-          <w:numId w:val="1004"/>
+          <w:numId w:val="1007"/>
         </w:numPr>
         <w:pStyle w:val="Compact"/>
       </w:pPr>
@@ -1560,7 +1614,7 @@
       <w:pPr>
         <w:numPr>
           <w:ilvl w:val="0"/>
-          <w:numId w:val="1004"/>
+          <w:numId w:val="1007"/>
         </w:numPr>
         <w:pStyle w:val="Compact"/>
       </w:pPr>
@@ -1596,7 +1650,7 @@
       <w:pPr>
         <w:numPr>
           <w:ilvl w:val="0"/>
-          <w:numId w:val="1004"/>
+          <w:numId w:val="1007"/>
         </w:numPr>
         <w:pStyle w:val="Compact"/>
       </w:pPr>
@@ -1618,7 +1672,7 @@
       <w:pPr>
         <w:numPr>
           <w:ilvl w:val="0"/>
-          <w:numId w:val="1005"/>
+          <w:numId w:val="1008"/>
         </w:numPr>
         <w:pStyle w:val="Compact"/>
       </w:pPr>
@@ -1630,7 +1684,7 @@
       <w:pPr>
         <w:numPr>
           <w:ilvl w:val="0"/>
-          <w:numId w:val="1005"/>
+          <w:numId w:val="1008"/>
         </w:numPr>
         <w:pStyle w:val="Compact"/>
       </w:pPr>
@@ -1642,7 +1696,7 @@
       <w:pPr>
         <w:numPr>
           <w:ilvl w:val="0"/>
-          <w:numId w:val="1005"/>
+          <w:numId w:val="1008"/>
         </w:numPr>
         <w:pStyle w:val="Compact"/>
       </w:pPr>
@@ -1672,7 +1726,7 @@
       <w:pPr>
         <w:numPr>
           <w:ilvl w:val="0"/>
-          <w:numId w:val="1005"/>
+          <w:numId w:val="1008"/>
         </w:numPr>
         <w:pStyle w:val="Compact"/>
       </w:pPr>
@@ -1702,7 +1756,7 @@
       <w:pPr>
         <w:numPr>
           <w:ilvl w:val="0"/>
-          <w:numId w:val="1005"/>
+          <w:numId w:val="1008"/>
         </w:numPr>
         <w:pStyle w:val="Compact"/>
       </w:pPr>
@@ -1998,6 +2052,118 @@
       </w:pPr>
     </w:lvl>
   </w:abstractNum>
+  <w:abstractNum w:abstractNumId="99411">
+    <w:nsid w:val="71315dca"/>
+    <w:multiLevelType w:val="multilevel"/>
+    <w:lvl w:ilvl="0">
+      <w:start w:val="1"/>
+      <w:numFmt w:val="decimal"/>
+      <w:lvlText w:val="%1."/>
+      <w:lvlJc w:val="left"/>
+      <w:pPr>
+        <w:tabs>
+          <w:tab w:val="num" w:pos="0"/>
+        </w:tabs>
+        <w:ind w:left="480" w:hanging="480"/>
+      </w:pPr>
+    </w:lvl>
+    <w:lvl w:ilvl="1">
+      <w:start w:val="1"/>
+      <w:numFmt w:val="decimal"/>
+      <w:lvlText w:val="%2."/>
+      <w:lvlJc w:val="left"/>
+      <w:pPr>
+        <w:tabs>
+          <w:tab w:val="num" w:pos="720"/>
+        </w:tabs>
+        <w:ind w:left="1200" w:hanging="480"/>
+      </w:pPr>
+    </w:lvl>
+    <w:lvl w:ilvl="2">
+      <w:start w:val="1"/>
+      <w:numFmt w:val="decimal"/>
+      <w:lvlText w:val="%3."/>
+      <w:lvlJc w:val="left"/>
+      <w:pPr>
+        <w:tabs>
+          <w:tab w:val="num" w:pos="1440"/>
+        </w:tabs>
+        <w:ind w:left="1920" w:hanging="480"/>
+      </w:pPr>
+    </w:lvl>
+    <w:lvl w:ilvl="3">
+      <w:start w:val="1"/>
+      <w:numFmt w:val="decimal"/>
+      <w:lvlText w:val="%4."/>
+      <w:lvlJc w:val="left"/>
+      <w:pPr>
+        <w:tabs>
+          <w:tab w:val="num" w:pos="2160"/>
+        </w:tabs>
+        <w:ind w:left="2640" w:hanging="480"/>
+      </w:pPr>
+    </w:lvl>
+    <w:lvl w:ilvl="4">
+      <w:start w:val="1"/>
+      <w:numFmt w:val="decimal"/>
+      <w:lvlText w:val="%5."/>
+      <w:lvlJc w:val="left"/>
+      <w:pPr>
+        <w:tabs>
+          <w:tab w:val="num" w:pos="2880"/>
+        </w:tabs>
+        <w:ind w:left="3360" w:hanging="480"/>
+      </w:pPr>
+    </w:lvl>
+    <w:lvl w:ilvl="5">
+      <w:start w:val="1"/>
+      <w:numFmt w:val="decimal"/>
+      <w:lvlText w:val="%6."/>
+      <w:lvlJc w:val="left"/>
+      <w:pPr>
+        <w:tabs>
+          <w:tab w:val="num" w:pos="3600"/>
+        </w:tabs>
+        <w:ind w:left="4080" w:hanging="480"/>
+      </w:pPr>
+    </w:lvl>
+    <w:lvl w:ilvl="6">
+      <w:start w:val="1"/>
+      <w:numFmt w:val="decimal"/>
+      <w:lvlText w:val="%7."/>
+      <w:lvlJc w:val="left"/>
+      <w:pPr>
+        <w:tabs>
+          <w:tab w:val="num" w:pos="4320"/>
+        </w:tabs>
+        <w:ind w:left="4800" w:hanging="480"/>
+      </w:pPr>
+    </w:lvl>
+    <w:lvl w:ilvl="7">
+      <w:start w:val="1"/>
+      <w:numFmt w:val="decimal"/>
+      <w:lvlText w:val="%8."/>
+      <w:lvlJc w:val="left"/>
+      <w:pPr>
+        <w:tabs>
+          <w:tab w:val="num" w:pos="5040"/>
+        </w:tabs>
+        <w:ind w:left="5520" w:hanging="480"/>
+      </w:pPr>
+    </w:lvl>
+    <w:lvl w:ilvl="8">
+      <w:start w:val="1"/>
+      <w:numFmt w:val="decimal"/>
+      <w:lvlText w:val="%9."/>
+      <w:lvlJc w:val="left"/>
+      <w:pPr>
+        <w:tabs>
+          <w:tab w:val="num" w:pos="5760"/>
+        </w:tabs>
+        <w:ind w:left="6240" w:hanging="480"/>
+      </w:pPr>
+    </w:lvl>
+  </w:abstractNum>
   <w:num w:numId="1000">
     <w:abstractNumId w:val="990"/>
   </w:num>
@@ -2005,7 +2171,34 @@
     <w:abstractNumId w:val="991"/>
   </w:num>
   <w:num w:numId="1002">
-    <w:abstractNumId w:val="991"/>
+    <w:abstractNumId w:val="99411"/>
+    <w:lvlOverride w:ilvl="0">
+      <w:startOverride w:val="1"/>
+    </w:lvlOverride>
+    <w:lvlOverride w:ilvl="1">
+      <w:startOverride w:val="1"/>
+    </w:lvlOverride>
+    <w:lvlOverride w:ilvl="2">
+      <w:startOverride w:val="1"/>
+    </w:lvlOverride>
+    <w:lvlOverride w:ilvl="3">
+      <w:startOverride w:val="1"/>
+    </w:lvlOverride>
+    <w:lvlOverride w:ilvl="4">
+      <w:startOverride w:val="1"/>
+    </w:lvlOverride>
+    <w:lvlOverride w:ilvl="5">
+      <w:startOverride w:val="1"/>
+    </w:lvlOverride>
+    <w:lvlOverride w:ilvl="6">
+      <w:startOverride w:val="1"/>
+    </w:lvlOverride>
+    <w:lvlOverride w:ilvl="7">
+      <w:startOverride w:val="1"/>
+    </w:lvlOverride>
+    <w:lvlOverride w:ilvl="8">
+      <w:startOverride w:val="1"/>
+    </w:lvlOverride>
   </w:num>
   <w:num w:numId="1003">
     <w:abstractNumId w:val="991"/>
@@ -2014,6 +2207,15 @@
     <w:abstractNumId w:val="991"/>
   </w:num>
   <w:num w:numId="1005">
+    <w:abstractNumId w:val="991"/>
+  </w:num>
+  <w:num w:numId="1006">
+    <w:abstractNumId w:val="991"/>
+  </w:num>
+  <w:num w:numId="1007">
+    <w:abstractNumId w:val="991"/>
+  </w:num>
+  <w:num w:numId="1008">
     <w:abstractNumId w:val="991"/>
   </w:num>
 </w:numbering>

--- a/downloads/teacher/04 Units/Unit 01 - Nutrition and Wellness - Kitchen Skills and Smart Eating/Lesson 01.22 - Careers in Nutrition and Culinary Arts and Unit 1 Test.docx
+++ b/downloads/teacher/04 Units/Unit 01 - Nutrition and Wellness - Kitchen Skills and Smart Eating/Lesson 01.22 - Careers in Nutrition and Culinary Arts and Unit 1 Test.docx
@@ -660,7 +660,7 @@
               <w:jc w:val="left"/>
             </w:pPr>
             <w:r>
-              <w:t xml:space="preserve">Show the ten careers on one slide as a ladder from dishwasher to food scientist, with the three education groups color coded. Say the rule that matters at fourteen: most of the ladder is climbable from the bottom; a dishwasher who shows up becomes a prep cook, a prep cook who learns becomes a line cook, and a line cook with a certificate can run a kitchen. The dietitian and the food scientist take a degree; the health inspector takes a degree and a state exam. Pay ranges on the cards are marked [update].</w:t>
+              <w:t xml:space="preserve">Show the ten careers on one slide as a ladder from dishwasher to food scientist, with the three education groups color coded. Say the rule that matters at fourteen: most of the ladder is climbable from the bottom; a dishwasher who shows up becomes a prep cook, a prep cook who learns becomes a line cook, and a line cook with a certificate can run a kitchen. The dietitian and the food scientist take a degree; the health inspector takes a degree and a state exam. Pay ranges on the cards are to be refreshed before teaching.</w:t>
             </w:r>
           </w:p>
         </w:tc>
@@ -969,16 +969,7 @@
         <w:pStyle w:val="Compact"/>
       </w:pPr>
       <w:r>
-        <w:t xml:space="preserve">Which of these jobs could a fourteen-year-old start in this town? What working papers would they need?</w:t>
-      </w:r>
-      <w:r>
-        <w:t xml:space="preserve"> </w:t>
-      </w:r>
-      <w:r>
-        <w:rPr>
-          <w:rStyle w:val="TeacherNote"/>
-        </w:rPr>
-        <w:t xml:space="preserve">[Sal: New York requires working papers for students under 18; the guidance office issues them.]</w:t>
+        <w:t xml:space="preserve">Which of these jobs could a fourteen-year-old start in this town? What working papers would they need? (New York requires working papers for students under 18; the guidance office issues them.)</w:t>
       </w:r>
     </w:p>
     <w:p>
@@ -1116,15 +1107,6 @@
       <w:r>
         <w:t xml:space="preserve">in plain sentences; the education groups are color coded; the self-check has a sentence frame; the test is read aloud in a small group for any student with that support, with the item wording unchanged; the words career, degree, certificate, pay, and inspector are on the unit vocabulary card in Turkish, Portuguese, and Spanish.</w:t>
       </w:r>
-      <w:r>
-        <w:t xml:space="preserve"> </w:t>
-      </w:r>
-      <w:r>
-        <w:rPr>
-          <w:rStyle w:val="TeacherNote"/>
-        </w:rPr>
-        <w:t xml:space="preserve">[Sal: a translated test is a decision for the school’s ELL coordinator; the file is plain enough to translate.]</w:t>
-      </w:r>
     </w:p>
     <w:p>
       <w:pPr>
@@ -1147,16 +1129,7 @@
         <w:pStyle w:val="Compact"/>
       </w:pPr>
       <w:r>
-        <w:t xml:space="preserve">Grade 6 support: six career cards instead of ten (dishwasher, prep cook, line cook, baker, dietitian, health inspector); the test omits items 19 and 20 and is scored out of 44</w:t>
-      </w:r>
-      <w:r>
-        <w:t xml:space="preserve"> </w:t>
-      </w:r>
-      <w:r>
-        <w:rPr>
-          <w:rStyle w:val="TeacherNote"/>
-        </w:rPr>
-        <w:t xml:space="preserve">[Sal: or keep all twenty and give the extra time].</w:t>
+        <w:t xml:space="preserve">Grade 6 support: six career cards instead of ten (dishwasher, prep cook, line cook, baker, dietitian, health inspector); the test omits items 19 and 20 and is scored out of 44.</w:t>
       </w:r>
     </w:p>
     <w:p>
@@ -1482,15 +1455,6 @@
       <w:r>
         <w:t xml:space="preserve">Guidance: the counselor’s career interest inventory and this self-check cover the same ground; share the ten careers so the counselor can add the food cluster to the school’s list. Community: a fifteen-minute visit or a two-minute video from a local dietitian, school food service director, or restaurant owner turns a card into a person.</w:t>
       </w:r>
-      <w:r>
-        <w:t xml:space="preserve"> </w:t>
-      </w:r>
-      <w:r>
-        <w:rPr>
-          <w:rStyle w:val="TeacherNote"/>
-        </w:rPr>
-        <w:t xml:space="preserve">[Sal: the King Kullen store manager or the Brentwood cafeteria manager are people you already know.]</w:t>
-      </w:r>
     </w:p>
     <w:p>
       <w:pPr>
@@ -1619,31 +1583,7 @@
         <w:pStyle w:val="Compact"/>
       </w:pPr>
       <w:r>
-        <w:t xml:space="preserve">Pay ranges on the career cards are marked</w:t>
-      </w:r>
-      <w:r>
-        <w:t xml:space="preserve"> </w:t>
-      </w:r>
-      <w:r>
-        <w:rPr>
-          <w:rStyle w:val="TeacherNote"/>
-        </w:rPr>
-        <w:t xml:space="preserve">[update]</w:t>
-      </w:r>
-      <w:r>
-        <w:t xml:space="preserve"> </w:t>
-      </w:r>
-      <w:r>
-        <w:t xml:space="preserve">and should be filled from the U.S. Bureau of Labor Statistics Occupational Outlook Handbook (bls.gov/ooh) and the New York State Department of Labor wage data for the Long Island region. Education requirements for the registered dietitian credential come from the Commission on Dietetic Registration (a graduate degree has been required to sit for the exam since 2024).</w:t>
-      </w:r>
-      <w:r>
-        <w:t xml:space="preserve"> </w:t>
-      </w:r>
-      <w:r>
-        <w:rPr>
-          <w:rStyle w:val="TeacherNote"/>
-        </w:rPr>
-        <w:t xml:space="preserve">[Sal: confirm both before the site goes public.]</w:t>
+        <w:t xml:space="preserve">Pay ranges on the career cards are to be refreshed before teaching and should be filled from the U.S. Bureau of Labor Statistics Occupational Outlook Handbook (bls.gov/ooh) and the New York State Department of Labor wage data for the Long Island region. Education requirements for the registered dietitian credential come from the Commission on Dietetic Registration (a graduate degree has been required to sit for the exam since 2024).</w:t>
       </w:r>
     </w:p>
     <w:p>
@@ -1655,7 +1595,7 @@
         <w:pStyle w:val="Compact"/>
       </w:pPr>
       <w:r>
-        <w:t xml:space="preserve">Sal’s own materials: the careers day placement from the scope and sequence and his resume workshop experience at Brentwood (87 students), which is the model for Units 2 and 7.</w:t>
+        <w:t xml:space="preserve">My own materials: the careers day placement from the scope and sequence and my resume workshop experience (87 students), which is the model for Units 2 and 7.</w:t>
       </w:r>
     </w:p>
     <w:p>
@@ -1750,21 +1690,6 @@
       </w:r>
       <w:r>
         <w:t xml:space="preserve">is a real answer and Unit 2 uses it.</w:t>
-      </w:r>
-    </w:p>
-    <w:p>
-      <w:pPr>
-        <w:numPr>
-          <w:ilvl w:val="0"/>
-          <w:numId w:val="1008"/>
-        </w:numPr>
-        <w:pStyle w:val="Compact"/>
-      </w:pPr>
-      <w:r>
-        <w:rPr>
-          <w:rStyle w:val="TeacherNote"/>
-        </w:rPr>
-        <w:t xml:space="preserve">[Sal: if you have a former student or a friend who went from dishwasher to running a kitchen, that two-minute story is worth more than the ladder slide.]</w:t>
       </w:r>
     </w:p>
     <w:sectPr>
